--- a/Backend/Director_Disclosure/Output_Disclosures/2024-25/ADANI_RENEWABLE_ENERGY_HOLDING_THREE_LIMITED/DIR-8/DIR8_Mrugen_Maheshkant_Mankad_10154567.docx
+++ b/Backend/Director_Disclosure/Output_Disclosures/2024-25/ADANI_RENEWABLE_ENERGY_HOLDING_THREE_LIMITED/DIR-8/DIR8_Mrugen_Maheshkant_Mankad_10154567.docx
@@ -342,14 +342,6 @@
               <w:spacing w:after="0"/>
               <w:jc w:val="both"/>
             </w:pPr>
-            <w:r>
-              <w:rPr>
-                <w:rFonts w:ascii="Adani" w:hAnsi="Adani" w:eastAsia="Adani" w:cs="Adani"/>
-                <w:b w:val="0"/>
-                <w:sz w:val="23"/>
-              </w:rPr>
-              <w:t>ADANI RENEWABLE ENERGY HOLDING TWO LIMITED</w:t>
-            </w:r>
           </w:p>
         </w:tc>
         <w:tc>
@@ -361,14 +353,6 @@
               <w:spacing w:after="0"/>
               <w:jc w:val="center"/>
             </w:pPr>
-            <w:r>
-              <w:rPr>
-                <w:rFonts w:ascii="Adani" w:hAnsi="Adani" w:eastAsia="Adani" w:cs="Adani"/>
-                <w:b w:val="0"/>
-                <w:sz w:val="23"/>
-              </w:rPr>
-              <w:t>19/06/2024</w:t>
-            </w:r>
           </w:p>
         </w:tc>
         <w:tc>
@@ -412,14 +396,6 @@
               <w:spacing w:after="0"/>
               <w:jc w:val="both"/>
             </w:pPr>
-            <w:r>
-              <w:rPr>
-                <w:rFonts w:ascii="Adani" w:hAnsi="Adani" w:eastAsia="Adani" w:cs="Adani"/>
-                <w:b w:val="0"/>
-                <w:sz w:val="23"/>
-              </w:rPr>
-              <w:t>ADANI HYBRID ENERGY JAISALMER FOUR LIMITED</w:t>
-            </w:r>
           </w:p>
         </w:tc>
         <w:tc>
@@ -431,14 +407,6 @@
               <w:spacing w:after="0"/>
               <w:jc w:val="center"/>
             </w:pPr>
-            <w:r>
-              <w:rPr>
-                <w:rFonts w:ascii="Adani" w:hAnsi="Adani" w:eastAsia="Adani" w:cs="Adani"/>
-                <w:b w:val="0"/>
-                <w:sz w:val="23"/>
-              </w:rPr>
-              <w:t>18/07/2023</w:t>
-            </w:r>
           </w:p>
         </w:tc>
         <w:tc>
@@ -482,14 +450,6 @@
               <w:spacing w:after="0"/>
               <w:jc w:val="both"/>
             </w:pPr>
-            <w:r>
-              <w:rPr>
-                <w:rFonts w:ascii="Adani" w:hAnsi="Adani" w:eastAsia="Adani" w:cs="Adani"/>
-                <w:b w:val="0"/>
-                <w:sz w:val="23"/>
-              </w:rPr>
-              <w:t>ADANI RENEWABLE ENERGY FORTY FOUR LIMITED</w:t>
-            </w:r>
           </w:p>
         </w:tc>
         <w:tc>
@@ -501,574 +461,6 @@
               <w:spacing w:after="0"/>
               <w:jc w:val="center"/>
             </w:pPr>
-            <w:r>
-              <w:rPr>
-                <w:rFonts w:ascii="Adani" w:hAnsi="Adani" w:eastAsia="Adani" w:cs="Adani"/>
-                <w:b w:val="0"/>
-                <w:sz w:val="23"/>
-              </w:rPr>
-              <w:t>13/07/2023</w:t>
-            </w:r>
-          </w:p>
-        </w:tc>
-        <w:tc>
-          <w:tcPr>
-            <w:tcW w:type="dxa" w:w="2250"/>
-          </w:tcPr>
-          <w:p>
-            <w:pPr>
-              <w:spacing w:after="0"/>
-              <w:jc w:val="center"/>
-            </w:pPr>
-          </w:p>
-        </w:tc>
-      </w:tr>
-      <w:tr>
-        <w:tc>
-          <w:tcPr>
-            <w:tcW w:type="dxa" w:w="636"/>
-          </w:tcPr>
-          <w:p>
-            <w:pPr>
-              <w:spacing w:after="0"/>
-              <w:ind w:left="360"/>
-            </w:pPr>
-            <w:r>
-              <w:rPr>
-                <w:rFonts w:ascii="Adani" w:hAnsi="Adani" w:eastAsia="Adani" w:cs="Adani"/>
-                <w:b w:val="0"/>
-                <w:sz w:val="23"/>
-              </w:rPr>
-              <w:t>4</w:t>
-            </w:r>
-          </w:p>
-        </w:tc>
-        <w:tc>
-          <w:tcPr>
-            <w:tcW w:type="dxa" w:w="3864"/>
-          </w:tcPr>
-          <w:p>
-            <w:pPr>
-              <w:spacing w:after="0"/>
-              <w:jc w:val="both"/>
-            </w:pPr>
-            <w:r>
-              <w:rPr>
-                <w:rFonts w:ascii="Adani" w:hAnsi="Adani" w:eastAsia="Adani" w:cs="Adani"/>
-                <w:b w:val="0"/>
-                <w:sz w:val="23"/>
-              </w:rPr>
-              <w:t>ADANI RENEWABLE ENERGY FORTY TWO LIMITED</w:t>
-            </w:r>
-          </w:p>
-        </w:tc>
-        <w:tc>
-          <w:tcPr>
-            <w:tcW w:type="dxa" w:w="2610"/>
-          </w:tcPr>
-          <w:p>
-            <w:pPr>
-              <w:spacing w:after="0"/>
-              <w:jc w:val="center"/>
-            </w:pPr>
-            <w:r>
-              <w:rPr>
-                <w:rFonts w:ascii="Adani" w:hAnsi="Adani" w:eastAsia="Adani" w:cs="Adani"/>
-                <w:b w:val="0"/>
-                <w:sz w:val="23"/>
-              </w:rPr>
-              <w:t>13/07/2023</w:t>
-            </w:r>
-          </w:p>
-        </w:tc>
-        <w:tc>
-          <w:tcPr>
-            <w:tcW w:type="dxa" w:w="2250"/>
-          </w:tcPr>
-          <w:p>
-            <w:pPr>
-              <w:spacing w:after="0"/>
-              <w:jc w:val="center"/>
-            </w:pPr>
-          </w:p>
-        </w:tc>
-      </w:tr>
-      <w:tr>
-        <w:tc>
-          <w:tcPr>
-            <w:tcW w:type="dxa" w:w="636"/>
-          </w:tcPr>
-          <w:p>
-            <w:pPr>
-              <w:spacing w:after="0"/>
-              <w:ind w:left="360"/>
-            </w:pPr>
-            <w:r>
-              <w:rPr>
-                <w:rFonts w:ascii="Adani" w:hAnsi="Adani" w:eastAsia="Adani" w:cs="Adani"/>
-                <w:b w:val="0"/>
-                <w:sz w:val="23"/>
-              </w:rPr>
-              <w:t>5</w:t>
-            </w:r>
-          </w:p>
-        </w:tc>
-        <w:tc>
-          <w:tcPr>
-            <w:tcW w:type="dxa" w:w="3864"/>
-          </w:tcPr>
-          <w:p>
-            <w:pPr>
-              <w:spacing w:after="0"/>
-              <w:jc w:val="both"/>
-            </w:pPr>
-            <w:r>
-              <w:rPr>
-                <w:rFonts w:ascii="Adani" w:hAnsi="Adani" w:eastAsia="Adani" w:cs="Adani"/>
-                <w:b w:val="0"/>
-                <w:sz w:val="23"/>
-              </w:rPr>
-              <w:t>ADANI RENEWABLE ENERGY HOLDING FIFTEEN LIMITED</w:t>
-            </w:r>
-          </w:p>
-        </w:tc>
-        <w:tc>
-          <w:tcPr>
-            <w:tcW w:type="dxa" w:w="2610"/>
-          </w:tcPr>
-          <w:p>
-            <w:pPr>
-              <w:spacing w:after="0"/>
-              <w:jc w:val="center"/>
-            </w:pPr>
-            <w:r>
-              <w:rPr>
-                <w:rFonts w:ascii="Adani" w:hAnsi="Adani" w:eastAsia="Adani" w:cs="Adani"/>
-                <w:b w:val="0"/>
-                <w:sz w:val="23"/>
-              </w:rPr>
-              <w:t>13/07/2023</w:t>
-            </w:r>
-          </w:p>
-        </w:tc>
-        <w:tc>
-          <w:tcPr>
-            <w:tcW w:type="dxa" w:w="2250"/>
-          </w:tcPr>
-          <w:p>
-            <w:pPr>
-              <w:spacing w:after="0"/>
-              <w:jc w:val="center"/>
-            </w:pPr>
-          </w:p>
-        </w:tc>
-      </w:tr>
-      <w:tr>
-        <w:tc>
-          <w:tcPr>
-            <w:tcW w:type="dxa" w:w="636"/>
-          </w:tcPr>
-          <w:p>
-            <w:pPr>
-              <w:spacing w:after="0"/>
-              <w:ind w:left="360"/>
-            </w:pPr>
-            <w:r>
-              <w:rPr>
-                <w:rFonts w:ascii="Adani" w:hAnsi="Adani" w:eastAsia="Adani" w:cs="Adani"/>
-                <w:b w:val="0"/>
-                <w:sz w:val="23"/>
-              </w:rPr>
-              <w:t>6</w:t>
-            </w:r>
-          </w:p>
-        </w:tc>
-        <w:tc>
-          <w:tcPr>
-            <w:tcW w:type="dxa" w:w="3864"/>
-          </w:tcPr>
-          <w:p>
-            <w:pPr>
-              <w:spacing w:after="0"/>
-              <w:jc w:val="both"/>
-            </w:pPr>
-            <w:r>
-              <w:rPr>
-                <w:rFonts w:ascii="Adani" w:hAnsi="Adani" w:eastAsia="Adani" w:cs="Adani"/>
-                <w:b w:val="0"/>
-                <w:sz w:val="23"/>
-              </w:rPr>
-              <w:t>ADANI RENEWABLE ENERGY FORTY THREE LIMITED</w:t>
-            </w:r>
-          </w:p>
-        </w:tc>
-        <w:tc>
-          <w:tcPr>
-            <w:tcW w:type="dxa" w:w="2610"/>
-          </w:tcPr>
-          <w:p>
-            <w:pPr>
-              <w:spacing w:after="0"/>
-              <w:jc w:val="center"/>
-            </w:pPr>
-            <w:r>
-              <w:rPr>
-                <w:rFonts w:ascii="Adani" w:hAnsi="Adani" w:eastAsia="Adani" w:cs="Adani"/>
-                <w:b w:val="0"/>
-                <w:sz w:val="23"/>
-              </w:rPr>
-              <w:t>13/07/2023</w:t>
-            </w:r>
-          </w:p>
-        </w:tc>
-        <w:tc>
-          <w:tcPr>
-            <w:tcW w:type="dxa" w:w="2250"/>
-          </w:tcPr>
-          <w:p>
-            <w:pPr>
-              <w:spacing w:after="0"/>
-              <w:jc w:val="center"/>
-            </w:pPr>
-          </w:p>
-        </w:tc>
-      </w:tr>
-      <w:tr>
-        <w:tc>
-          <w:tcPr>
-            <w:tcW w:type="dxa" w:w="636"/>
-          </w:tcPr>
-          <w:p>
-            <w:pPr>
-              <w:spacing w:after="0"/>
-              <w:ind w:left="360"/>
-            </w:pPr>
-            <w:r>
-              <w:rPr>
-                <w:rFonts w:ascii="Adani" w:hAnsi="Adani" w:eastAsia="Adani" w:cs="Adani"/>
-                <w:b w:val="0"/>
-                <w:sz w:val="23"/>
-              </w:rPr>
-              <w:t>7</w:t>
-            </w:r>
-          </w:p>
-        </w:tc>
-        <w:tc>
-          <w:tcPr>
-            <w:tcW w:type="dxa" w:w="3864"/>
-          </w:tcPr>
-          <w:p>
-            <w:pPr>
-              <w:spacing w:after="0"/>
-              <w:jc w:val="both"/>
-            </w:pPr>
-            <w:r>
-              <w:rPr>
-                <w:rFonts w:ascii="Adani" w:hAnsi="Adani" w:eastAsia="Adani" w:cs="Adani"/>
-                <w:b w:val="0"/>
-                <w:sz w:val="23"/>
-              </w:rPr>
-              <w:t>ADANI RENEWABLE ENERGY FORTY ONE LIMITED</w:t>
-            </w:r>
-          </w:p>
-        </w:tc>
-        <w:tc>
-          <w:tcPr>
-            <w:tcW w:type="dxa" w:w="2610"/>
-          </w:tcPr>
-          <w:p>
-            <w:pPr>
-              <w:spacing w:after="0"/>
-              <w:jc w:val="center"/>
-            </w:pPr>
-            <w:r>
-              <w:rPr>
-                <w:rFonts w:ascii="Adani" w:hAnsi="Adani" w:eastAsia="Adani" w:cs="Adani"/>
-                <w:b w:val="0"/>
-                <w:sz w:val="23"/>
-              </w:rPr>
-              <w:t>13/07/2023</w:t>
-            </w:r>
-          </w:p>
-        </w:tc>
-        <w:tc>
-          <w:tcPr>
-            <w:tcW w:type="dxa" w:w="2250"/>
-          </w:tcPr>
-          <w:p>
-            <w:pPr>
-              <w:spacing w:after="0"/>
-              <w:jc w:val="center"/>
-            </w:pPr>
-          </w:p>
-        </w:tc>
-      </w:tr>
-      <w:tr>
-        <w:tc>
-          <w:tcPr>
-            <w:tcW w:type="dxa" w:w="636"/>
-          </w:tcPr>
-          <w:p>
-            <w:pPr>
-              <w:spacing w:after="0"/>
-              <w:ind w:left="360"/>
-            </w:pPr>
-            <w:r>
-              <w:rPr>
-                <w:rFonts w:ascii="Adani" w:hAnsi="Adani" w:eastAsia="Adani" w:cs="Adani"/>
-                <w:b w:val="0"/>
-                <w:sz w:val="23"/>
-              </w:rPr>
-              <w:t>8</w:t>
-            </w:r>
-          </w:p>
-        </w:tc>
-        <w:tc>
-          <w:tcPr>
-            <w:tcW w:type="dxa" w:w="3864"/>
-          </w:tcPr>
-          <w:p>
-            <w:pPr>
-              <w:spacing w:after="0"/>
-              <w:jc w:val="both"/>
-            </w:pPr>
-            <w:r>
-              <w:rPr>
-                <w:rFonts w:ascii="Adani" w:hAnsi="Adani" w:eastAsia="Adani" w:cs="Adani"/>
-                <w:b w:val="0"/>
-                <w:sz w:val="23"/>
-              </w:rPr>
-              <w:t>ADANI GREEN ENERGY TWENTY SEVEN C LIMITED</w:t>
-            </w:r>
-          </w:p>
-        </w:tc>
-        <w:tc>
-          <w:tcPr>
-            <w:tcW w:type="dxa" w:w="2610"/>
-          </w:tcPr>
-          <w:p>
-            <w:pPr>
-              <w:spacing w:after="0"/>
-              <w:jc w:val="center"/>
-            </w:pPr>
-            <w:r>
-              <w:rPr>
-                <w:rFonts w:ascii="Adani" w:hAnsi="Adani" w:eastAsia="Adani" w:cs="Adani"/>
-                <w:b w:val="0"/>
-                <w:sz w:val="23"/>
-              </w:rPr>
-              <w:t>06/07/2023</w:t>
-            </w:r>
-          </w:p>
-        </w:tc>
-        <w:tc>
-          <w:tcPr>
-            <w:tcW w:type="dxa" w:w="2250"/>
-          </w:tcPr>
-          <w:p>
-            <w:pPr>
-              <w:spacing w:after="0"/>
-              <w:jc w:val="center"/>
-            </w:pPr>
-          </w:p>
-        </w:tc>
-      </w:tr>
-      <w:tr>
-        <w:tc>
-          <w:tcPr>
-            <w:tcW w:type="dxa" w:w="636"/>
-          </w:tcPr>
-          <w:p>
-            <w:pPr>
-              <w:spacing w:after="0"/>
-              <w:ind w:left="360"/>
-            </w:pPr>
-            <w:r>
-              <w:rPr>
-                <w:rFonts w:ascii="Adani" w:hAnsi="Adani" w:eastAsia="Adani" w:cs="Adani"/>
-                <w:b w:val="0"/>
-                <w:sz w:val="23"/>
-              </w:rPr>
-              <w:t>9</w:t>
-            </w:r>
-          </w:p>
-        </w:tc>
-        <w:tc>
-          <w:tcPr>
-            <w:tcW w:type="dxa" w:w="3864"/>
-          </w:tcPr>
-          <w:p>
-            <w:pPr>
-              <w:spacing w:after="0"/>
-              <w:jc w:val="both"/>
-            </w:pPr>
-            <w:r>
-              <w:rPr>
-                <w:rFonts w:ascii="Adani" w:hAnsi="Adani" w:eastAsia="Adani" w:cs="Adani"/>
-                <w:b w:val="0"/>
-                <w:sz w:val="23"/>
-              </w:rPr>
-              <w:t>ADANI HYBRID ENERGY JAISALMER ONE LIMITED</w:t>
-            </w:r>
-          </w:p>
-        </w:tc>
-        <w:tc>
-          <w:tcPr>
-            <w:tcW w:type="dxa" w:w="2610"/>
-          </w:tcPr>
-          <w:p>
-            <w:pPr>
-              <w:spacing w:after="0"/>
-              <w:jc w:val="center"/>
-            </w:pPr>
-            <w:r>
-              <w:rPr>
-                <w:rFonts w:ascii="Adani" w:hAnsi="Adani" w:eastAsia="Adani" w:cs="Adani"/>
-                <w:b w:val="0"/>
-                <w:sz w:val="23"/>
-              </w:rPr>
-              <w:t>02/06/2023</w:t>
-            </w:r>
-          </w:p>
-        </w:tc>
-        <w:tc>
-          <w:tcPr>
-            <w:tcW w:type="dxa" w:w="2250"/>
-          </w:tcPr>
-          <w:p>
-            <w:pPr>
-              <w:spacing w:after="0"/>
-              <w:jc w:val="center"/>
-            </w:pPr>
-          </w:p>
-        </w:tc>
-      </w:tr>
-      <w:tr>
-        <w:tc>
-          <w:tcPr>
-            <w:tcW w:type="dxa" w:w="636"/>
-          </w:tcPr>
-          <w:p>
-            <w:pPr>
-              <w:spacing w:after="0"/>
-              <w:ind w:left="360"/>
-            </w:pPr>
-            <w:r>
-              <w:rPr>
-                <w:rFonts w:ascii="Adani" w:hAnsi="Adani" w:eastAsia="Adani" w:cs="Adani"/>
-                <w:b w:val="0"/>
-                <w:sz w:val="23"/>
-              </w:rPr>
-              <w:t>10</w:t>
-            </w:r>
-          </w:p>
-        </w:tc>
-        <w:tc>
-          <w:tcPr>
-            <w:tcW w:type="dxa" w:w="3864"/>
-          </w:tcPr>
-          <w:p>
-            <w:pPr>
-              <w:spacing w:after="0"/>
-              <w:jc w:val="both"/>
-            </w:pPr>
-            <w:r>
-              <w:rPr>
-                <w:rFonts w:ascii="Adani" w:hAnsi="Adani" w:eastAsia="Adani" w:cs="Adani"/>
-                <w:b w:val="0"/>
-                <w:sz w:val="23"/>
-              </w:rPr>
-              <w:t>ADANI RENEWABLE ENERGY HOLDING THREE LIMITED</w:t>
-            </w:r>
-          </w:p>
-        </w:tc>
-        <w:tc>
-          <w:tcPr>
-            <w:tcW w:type="dxa" w:w="2610"/>
-          </w:tcPr>
-          <w:p>
-            <w:pPr>
-              <w:spacing w:after="0"/>
-              <w:jc w:val="center"/>
-            </w:pPr>
-            <w:r>
-              <w:rPr>
-                <w:rFonts w:ascii="Adani" w:hAnsi="Adani" w:eastAsia="Adani" w:cs="Adani"/>
-                <w:b w:val="0"/>
-                <w:sz w:val="23"/>
-              </w:rPr>
-              <w:t>10/05/2023</w:t>
-            </w:r>
-          </w:p>
-        </w:tc>
-        <w:tc>
-          <w:tcPr>
-            <w:tcW w:type="dxa" w:w="2250"/>
-          </w:tcPr>
-          <w:p>
-            <w:pPr>
-              <w:spacing w:after="0"/>
-              <w:jc w:val="center"/>
-            </w:pPr>
-          </w:p>
-        </w:tc>
-      </w:tr>
-      <w:tr>
-        <w:tc>
-          <w:tcPr>
-            <w:tcW w:type="dxa" w:w="636"/>
-          </w:tcPr>
-          <w:p>
-            <w:pPr>
-              <w:spacing w:after="0"/>
-              <w:ind w:left="360"/>
-            </w:pPr>
-            <w:r>
-              <w:rPr>
-                <w:rFonts w:ascii="Adani" w:hAnsi="Adani" w:eastAsia="Adani" w:cs="Adani"/>
-                <w:b w:val="0"/>
-                <w:sz w:val="23"/>
-              </w:rPr>
-              <w:t>11</w:t>
-            </w:r>
-          </w:p>
-        </w:tc>
-        <w:tc>
-          <w:tcPr>
-            <w:tcW w:type="dxa" w:w="3864"/>
-          </w:tcPr>
-          <w:p>
-            <w:pPr>
-              <w:spacing w:after="0"/>
-              <w:jc w:val="both"/>
-            </w:pPr>
-            <w:r>
-              <w:rPr>
-                <w:rFonts w:ascii="Adani" w:hAnsi="Adani" w:eastAsia="Adani" w:cs="Adani"/>
-                <w:b w:val="0"/>
-                <w:sz w:val="23"/>
-              </w:rPr>
-              <w:t>RSEPL RENEWABLE ENERGY ONE LIMITED</w:t>
-            </w:r>
-          </w:p>
-        </w:tc>
-        <w:tc>
-          <w:tcPr>
-            <w:tcW w:type="dxa" w:w="2610"/>
-          </w:tcPr>
-          <w:p>
-            <w:pPr>
-              <w:spacing w:after="0"/>
-              <w:jc w:val="center"/>
-            </w:pPr>
-            <w:r>
-              <w:rPr>
-                <w:rFonts w:ascii="Adani" w:hAnsi="Adani" w:eastAsia="Adani" w:cs="Adani"/>
-                <w:b w:val="0"/>
-                <w:sz w:val="23"/>
-              </w:rPr>
-              <w:t>09/05/2023</w:t>
-            </w:r>
           </w:p>
         </w:tc>
         <w:tc>
@@ -1183,7 +575,7 @@
           <w:b w:val="0"/>
           <w:sz w:val="23"/>
         </w:rPr>
-        <w:t xml:space="preserve">Date: 07th May, 2026</w:t>
+        <w:t xml:space="preserve">Date: 15th May, 2026</w:t>
         <w:tab/>
       </w:r>
     </w:p>

--- a/Backend/Director_Disclosure/Output_Disclosures/2024-25/ADANI_RENEWABLE_ENERGY_HOLDING_THREE_LIMITED/DIR-8/DIR8_Mrugen_Maheshkant_Mankad_10154567.docx
+++ b/Backend/Director_Disclosure/Output_Disclosures/2024-25/ADANI_RENEWABLE_ENERGY_HOLDING_THREE_LIMITED/DIR-8/DIR8_Mrugen_Maheshkant_Mankad_10154567.docx
@@ -575,7 +575,7 @@
           <w:b w:val="0"/>
           <w:sz w:val="23"/>
         </w:rPr>
-        <w:t xml:space="preserve">Date: 15th May, 2026</w:t>
+        <w:t xml:space="preserve">Date: 27th May, 2026</w:t>
         <w:tab/>
       </w:r>
     </w:p>
